--- a/klagomål/A 1520-2022 FSC-klagomål.docx
+++ b/klagomål/A 1520-2022 FSC-klagomål.docx
@@ -655,7 +655,7 @@
     <w:r>
       <w:tab/>
       <w:tab/>
-      <w:t>2026-06-18</w:t>
+      <w:t>2026-06-19</w:t>
       <w:br/>
       <w:br/>
     </w:r>

--- a/klagomål/A 1520-2022 FSC-klagomål.docx
+++ b/klagomål/A 1520-2022 FSC-klagomål.docx
@@ -655,7 +655,7 @@
     <w:r>
       <w:tab/>
       <w:tab/>
-      <w:t>2026-06-19</w:t>
+      <w:t>2026-06-20</w:t>
       <w:br/>
       <w:br/>
     </w:r>

--- a/klagomål/A 1520-2022 FSC-klagomål.docx
+++ b/klagomål/A 1520-2022 FSC-klagomål.docx
@@ -168,38 +168,7 @@
     </w:p>
     <w:p>
       <w:r>
-        <w:t>Detta dokument behandlar höga naturvärden i avverkningsanmälan A 1520-2022 i Bergs kommun som inkom 2022-01-11 och omfattar 7,7 ha.</w:t>
-      </w:r>
-    </w:p>
-    <w:p>
-      <w:r>
-        <w:t>Nedan presenteras fynd av naturvårdsarter som gjorts i det avverkningsanmälda området, samt relevanta utdrag ur standarderna för FSC, Chain of Custody, Controlled Wood och PEFC.</w:t>
-      </w:r>
-    </w:p>
-    <w:p>
-      <w:r>
-        <w:t>Vi förväntar oss att ni återkommer med ett skriftligt svar på vårt klagomål och även beskriver vilka korrigerande åtgärder ni satt in för att rätta till identifierade brister i er efterlevnad av den svenska FSC standarden.</w:t>
-      </w:r>
-    </w:p>
-    <w:p>
-      <w:pPr>
-        <w:pStyle w:val="Heading1"/>
-      </w:pPr>
-      <w:r>
-        <w:t>Naturvårdsarter</w:t>
-      </w:r>
-    </w:p>
-    <w:p>
-      <w:r>
-        <w:t>Inom 9 meter från avverkningsanmälan har följande 1 naturvårdsarter hittats: källgräs (VU). Av dessa är 1 rödlistade. För rödlistade arter har rödlistekategorin angivits inom parentes.</w:t>
-      </w:r>
-    </w:p>
-    <w:p>
-      <w:r>
-        <w:t>De påträffade naturvårdsarterna är ett tydligt kvitto på att det rör sig om en skog med höga naturvärden.</w:t>
-      </w:r>
-      <w:r>
-        <w:t xml:space="preserve"> I Figur 1 visas fyndplatser för naturvårdsarter i området, som finns registrerade på Artportalen.</w:t>
+        <w:t>Detta klagomål behandlar höga naturvärden i avverkningsanmälan A 1520-2022 i Bergs kommun som inkom 2022-01-11 och omfattar 7,7 ha.</w:t>
       </w:r>
     </w:p>
     <w:p>
@@ -247,7 +216,35 @@
         <w:spacing w:after="240"/>
       </w:pPr>
       <w:r>
-        <w:t>Figur 1. Fyndplatser för naturvårdsarter inom 9 meter från avverkningsanmälan (röd linje). Markörer utan svart kant är placerade på fyndplatsen. Markörer med svart kant är placerade vid sidan av fyndplatsen och har ett svart streck som visar fyndplatsens exakta position. Kartans mittpunktskoordinat är N 6928134, E 455379 i SWEREF 99 TM.</w:t>
+        <w:t>Figur 1. Fyndplatser för naturvårdsarter inom 9 meter från avverkningsanmälan. Markörer utan svart kant är placerade på fyndplatsen. Markörer med svart kant är placerade vid sidan av fyndplatsen har ett svart streck som visar fyndplatsens exakta position. Kartans mittpunktskoordinat är N 6928134, E 455379 i SWEREF 99 TM.</w:t>
+      </w:r>
+    </w:p>
+    <w:p>
+      <w:r>
+        <w:t>Inom 9 meter från avverkningsanmälan finns fynd av 1 naturvårdsarter, varav 1 är rödlistad: källgräs (VU). Se Figur 1.</w:t>
+      </w:r>
+    </w:p>
+    <w:p>
+      <w:r>
+        <w:t>Nedan presenteras relevanta utdrag ur standarderna för FSC, Chain of Custody, Controlled Wood och PEFC.</w:t>
+      </w:r>
+    </w:p>
+    <w:p>
+      <w:r>
+        <w:t>Vi förväntar oss att ni återkommer med ett skriftligt svar på vårt klagomål och även beskriver vilka korrigerande åtgärder ni satt in för att rätta till identifierade brister i er efterlevnad av den svenska FSC standarden.</w:t>
+      </w:r>
+    </w:p>
+    <w:p>
+      <w:pPr>
+        <w:pStyle w:val="Heading1"/>
+      </w:pPr>
+      <w:r>
+        <w:t>Naturvårdsarter och fridlysta arter</w:t>
+      </w:r>
+    </w:p>
+    <w:p>
+      <w:r>
+        <w:t>Nedan följer beskrivningar av de naturvårdsarter och fridlysta arter som har sina livsmiljöer och växtplatser i den avverkningsanmälda skogen. De påträffade naturvårdsarterna är ett tydligt kvitto på att det rör sig om en skog med höga naturvärden.</w:t>
       </w:r>
     </w:p>
     <w:p>
@@ -655,7 +652,7 @@
     <w:r>
       <w:tab/>
       <w:tab/>
-      <w:t>2026-06-20</w:t>
+      <w:t>2026-06-21</w:t>
       <w:br/>
       <w:br/>
     </w:r>

--- a/klagomål/A 1520-2022 FSC-klagomål.docx
+++ b/klagomål/A 1520-2022 FSC-klagomål.docx
@@ -652,7 +652,7 @@
     <w:r>
       <w:tab/>
       <w:tab/>
-      <w:t>2026-06-21</w:t>
+      <w:t>2026-06-22</w:t>
       <w:br/>
       <w:br/>
     </w:r>

--- a/klagomål/A 1520-2022 FSC-klagomål.docx
+++ b/klagomål/A 1520-2022 FSC-klagomål.docx
@@ -652,7 +652,7 @@
     <w:r>
       <w:tab/>
       <w:tab/>
-      <w:t>2026-06-22</w:t>
+      <w:t>2026-06-23</w:t>
       <w:br/>
       <w:br/>
     </w:r>

--- a/klagomål/A 1520-2022 FSC-klagomål.docx
+++ b/klagomål/A 1520-2022 FSC-klagomål.docx
@@ -652,7 +652,7 @@
     <w:r>
       <w:tab/>
       <w:tab/>
-      <w:t>2026-06-23</w:t>
+      <w:t>2026-06-24</w:t>
       <w:br/>
       <w:br/>
     </w:r>

--- a/klagomål/A 1520-2022 FSC-klagomål.docx
+++ b/klagomål/A 1520-2022 FSC-klagomål.docx
@@ -652,7 +652,7 @@
     <w:r>
       <w:tab/>
       <w:tab/>
-      <w:t>2026-06-24</w:t>
+      <w:t>2026-06-25</w:t>
       <w:br/>
       <w:br/>
     </w:r>

--- a/klagomål/A 1520-2022 FSC-klagomål.docx
+++ b/klagomål/A 1520-2022 FSC-klagomål.docx
@@ -652,7 +652,7 @@
     <w:r>
       <w:tab/>
       <w:tab/>
-      <w:t>2026-06-25</w:t>
+      <w:t>2026-06-26</w:t>
       <w:br/>
       <w:br/>
     </w:r>

--- a/klagomål/A 1520-2022 FSC-klagomål.docx
+++ b/klagomål/A 1520-2022 FSC-klagomål.docx
@@ -652,7 +652,7 @@
     <w:r>
       <w:tab/>
       <w:tab/>
-      <w:t>2026-06-26</w:t>
+      <w:t>2026-06-27</w:t>
       <w:br/>
       <w:br/>
     </w:r>

--- a/klagomål/A 1520-2022 FSC-klagomål.docx
+++ b/klagomål/A 1520-2022 FSC-klagomål.docx
@@ -652,7 +652,7 @@
     <w:r>
       <w:tab/>
       <w:tab/>
-      <w:t>2026-06-27</w:t>
+      <w:t>2026-06-28</w:t>
       <w:br/>
       <w:br/>
     </w:r>

--- a/klagomål/A 1520-2022 FSC-klagomål.docx
+++ b/klagomål/A 1520-2022 FSC-klagomål.docx
@@ -652,7 +652,7 @@
     <w:r>
       <w:tab/>
       <w:tab/>
-      <w:t>2026-06-28</w:t>
+      <w:t>2026-06-29</w:t>
       <w:br/>
       <w:br/>
     </w:r>

--- a/klagomål/A 1520-2022 FSC-klagomål.docx
+++ b/klagomål/A 1520-2022 FSC-klagomål.docx
@@ -652,7 +652,7 @@
     <w:r>
       <w:tab/>
       <w:tab/>
-      <w:t>2026-06-29</w:t>
+      <w:t>2026-06-30</w:t>
       <w:br/>
       <w:br/>
     </w:r>

--- a/klagomål/A 1520-2022 FSC-klagomål.docx
+++ b/klagomål/A 1520-2022 FSC-klagomål.docx
@@ -652,7 +652,7 @@
     <w:r>
       <w:tab/>
       <w:tab/>
-      <w:t>2026-06-30</w:t>
+      <w:t>2026-07-01</w:t>
       <w:br/>
       <w:br/>
     </w:r>

--- a/klagomål/A 1520-2022 FSC-klagomål.docx
+++ b/klagomål/A 1520-2022 FSC-klagomål.docx
@@ -652,7 +652,7 @@
     <w:r>
       <w:tab/>
       <w:tab/>
-      <w:t>2026-07-01</w:t>
+      <w:t>2026-07-02</w:t>
       <w:br/>
       <w:br/>
     </w:r>

--- a/klagomål/A 1520-2022 FSC-klagomål.docx
+++ b/klagomål/A 1520-2022 FSC-klagomål.docx
@@ -652,7 +652,7 @@
     <w:r>
       <w:tab/>
       <w:tab/>
-      <w:t>2026-07-13</w:t>
+      <w:t>2026-07-14</w:t>
       <w:br/>
       <w:br/>
     </w:r>

--- a/klagomål/A 1520-2022 FSC-klagomål.docx
+++ b/klagomål/A 1520-2022 FSC-klagomål.docx
@@ -652,7 +652,7 @@
     <w:r>
       <w:tab/>
       <w:tab/>
-      <w:t>2026-07-14</w:t>
+      <w:t>2026-07-15</w:t>
       <w:br/>
       <w:br/>
     </w:r>

--- a/klagomål/A 1520-2022 FSC-klagomål.docx
+++ b/klagomål/A 1520-2022 FSC-klagomål.docx
@@ -652,7 +652,7 @@
     <w:r>
       <w:tab/>
       <w:tab/>
-      <w:t>2026-07-15</w:t>
+      <w:t>2026-07-16</w:t>
       <w:br/>
       <w:br/>
     </w:r>

--- a/klagomål/A 1520-2022 FSC-klagomål.docx
+++ b/klagomål/A 1520-2022 FSC-klagomål.docx
@@ -652,7 +652,7 @@
     <w:r>
       <w:tab/>
       <w:tab/>
-      <w:t>2026-07-16</w:t>
+      <w:t>2026-07-17</w:t>
       <w:br/>
       <w:br/>
     </w:r>

--- a/klagomål/A 1520-2022 FSC-klagomål.docx
+++ b/klagomål/A 1520-2022 FSC-klagomål.docx
@@ -652,7 +652,7 @@
     <w:r>
       <w:tab/>
       <w:tab/>
-      <w:t>2026-07-17</w:t>
+      <w:t>2026-07-18</w:t>
       <w:br/>
       <w:br/>
     </w:r>

--- a/klagomål/A 1520-2022 FSC-klagomål.docx
+++ b/klagomål/A 1520-2022 FSC-klagomål.docx
@@ -652,7 +652,7 @@
     <w:r>
       <w:tab/>
       <w:tab/>
-      <w:t>2026-07-18</w:t>
+      <w:t>2026-07-19</w:t>
       <w:br/>
       <w:br/>
     </w:r>

--- a/klagomål/A 1520-2022 FSC-klagomål.docx
+++ b/klagomål/A 1520-2022 FSC-klagomål.docx
@@ -652,7 +652,7 @@
     <w:r>
       <w:tab/>
       <w:tab/>
-      <w:t>2026-07-19</w:t>
+      <w:t>2026-07-20</w:t>
       <w:br/>
       <w:br/>
     </w:r>

--- a/klagomål/A 1520-2022 FSC-klagomål.docx
+++ b/klagomål/A 1520-2022 FSC-klagomål.docx
@@ -652,7 +652,7 @@
     <w:r>
       <w:tab/>
       <w:tab/>
-      <w:t>2026-07-20</w:t>
+      <w:t>2026-07-21</w:t>
       <w:br/>
       <w:br/>
     </w:r>

--- a/klagomål/A 1520-2022 FSC-klagomål.docx
+++ b/klagomål/A 1520-2022 FSC-klagomål.docx
@@ -652,7 +652,7 @@
     <w:r>
       <w:tab/>
       <w:tab/>
-      <w:t>2026-07-21</w:t>
+      <w:t>2026-07-22</w:t>
       <w:br/>
       <w:br/>
     </w:r>

--- a/klagomål/A 1520-2022 FSC-klagomål.docx
+++ b/klagomål/A 1520-2022 FSC-klagomål.docx
@@ -652,7 +652,7 @@
     <w:r>
       <w:tab/>
       <w:tab/>
-      <w:t>2026-07-22</w:t>
+      <w:t>2026-07-23</w:t>
       <w:br/>
       <w:br/>
     </w:r>

--- a/klagomål/A 1520-2022 FSC-klagomål.docx
+++ b/klagomål/A 1520-2022 FSC-klagomål.docx
@@ -652,7 +652,7 @@
     <w:r>
       <w:tab/>
       <w:tab/>
-      <w:t>2026-07-23</w:t>
+      <w:t>2026-07-24</w:t>
       <w:br/>
       <w:br/>
     </w:r>

--- a/klagomål/A 1520-2022 FSC-klagomål.docx
+++ b/klagomål/A 1520-2022 FSC-klagomål.docx
@@ -652,7 +652,7 @@
     <w:r>
       <w:tab/>
       <w:tab/>
-      <w:t>2026-07-24</w:t>
+      <w:t>2026-07-25</w:t>
       <w:br/>
       <w:br/>
     </w:r>

--- a/klagomål/A 1520-2022 FSC-klagomål.docx
+++ b/klagomål/A 1520-2022 FSC-klagomål.docx
@@ -652,7 +652,7 @@
     <w:r>
       <w:tab/>
       <w:tab/>
-      <w:t>2026-07-25</w:t>
+      <w:t>2026-07-26</w:t>
       <w:br/>
       <w:br/>
     </w:r>

--- a/klagomål/A 1520-2022 FSC-klagomål.docx
+++ b/klagomål/A 1520-2022 FSC-klagomål.docx
@@ -652,7 +652,7 @@
     <w:r>
       <w:tab/>
       <w:tab/>
-      <w:t>2026-07-26</w:t>
+      <w:t>2026-07-27</w:t>
       <w:br/>
       <w:br/>
     </w:r>

--- a/klagomål/A 1520-2022 FSC-klagomål.docx
+++ b/klagomål/A 1520-2022 FSC-klagomål.docx
@@ -652,7 +652,7 @@
     <w:r>
       <w:tab/>
       <w:tab/>
-      <w:t>2026-07-27</w:t>
+      <w:t>2026-07-28</w:t>
       <w:br/>
       <w:br/>
     </w:r>

--- a/klagomål/A 1520-2022 FSC-klagomål.docx
+++ b/klagomål/A 1520-2022 FSC-klagomål.docx
@@ -652,7 +652,7 @@
     <w:r>
       <w:tab/>
       <w:tab/>
-      <w:t>2026-07-28</w:t>
+      <w:t>2026-07-29</w:t>
       <w:br/>
       <w:br/>
     </w:r>

--- a/klagomål/A 1520-2022 FSC-klagomål.docx
+++ b/klagomål/A 1520-2022 FSC-klagomål.docx
@@ -652,7 +652,7 @@
     <w:r>
       <w:tab/>
       <w:tab/>
-      <w:t>2026-07-29</w:t>
+      <w:t>2026-07-30</w:t>
       <w:br/>
       <w:br/>
     </w:r>

--- a/klagomål/A 1520-2022 FSC-klagomål.docx
+++ b/klagomål/A 1520-2022 FSC-klagomål.docx
@@ -652,7 +652,7 @@
     <w:r>
       <w:tab/>
       <w:tab/>
-      <w:t>2026-07-30</w:t>
+      <w:t>2026-07-31</w:t>
       <w:br/>
       <w:br/>
     </w:r>

--- a/klagomål/A 1520-2022 FSC-klagomål.docx
+++ b/klagomål/A 1520-2022 FSC-klagomål.docx
@@ -652,7 +652,7 @@
     <w:r>
       <w:tab/>
       <w:tab/>
-      <w:t>2026-07-31</w:t>
+      <w:t>2026-08-01</w:t>
       <w:br/>
       <w:br/>
     </w:r>

--- a/klagomål/A 1520-2022 FSC-klagomål.docx
+++ b/klagomål/A 1520-2022 FSC-klagomål.docx
@@ -652,7 +652,7 @@
     <w:r>
       <w:tab/>
       <w:tab/>
-      <w:t>2026-08-01</w:t>
+      <w:t>2026-08-02</w:t>
       <w:br/>
       <w:br/>
     </w:r>

--- a/klagomål/A 1520-2022 FSC-klagomål.docx
+++ b/klagomål/A 1520-2022 FSC-klagomål.docx
@@ -652,7 +652,7 @@
     <w:r>
       <w:tab/>
       <w:tab/>
-      <w:t>2026-08-02</w:t>
+      <w:t>2026-08-03</w:t>
       <w:br/>
       <w:br/>
     </w:r>

--- a/klagomål/A 1520-2022 FSC-klagomål.docx
+++ b/klagomål/A 1520-2022 FSC-klagomål.docx
@@ -652,7 +652,7 @@
     <w:r>
       <w:tab/>
       <w:tab/>
-      <w:t>2026-08-03</w:t>
+      <w:t>2026-08-04</w:t>
       <w:br/>
       <w:br/>
     </w:r>

--- a/klagomål/A 1520-2022 FSC-klagomål.docx
+++ b/klagomål/A 1520-2022 FSC-klagomål.docx
@@ -652,7 +652,7 @@
     <w:r>
       <w:tab/>
       <w:tab/>
-      <w:t>2026-08-04</w:t>
+      <w:t>2026-08-05</w:t>
       <w:br/>
       <w:br/>
     </w:r>

--- a/klagomål/A 1520-2022 FSC-klagomål.docx
+++ b/klagomål/A 1520-2022 FSC-klagomål.docx
@@ -652,7 +652,7 @@
     <w:r>
       <w:tab/>
       <w:tab/>
-      <w:t>2026-08-05</w:t>
+      <w:t>2026-08-07</w:t>
       <w:br/>
       <w:br/>
     </w:r>

--- a/klagomål/A 1520-2022 FSC-klagomål.docx
+++ b/klagomål/A 1520-2022 FSC-klagomål.docx
@@ -652,7 +652,7 @@
     <w:r>
       <w:tab/>
       <w:tab/>
-      <w:t>2026-08-07</w:t>
+      <w:t>2026-08-08</w:t>
       <w:br/>
       <w:br/>
     </w:r>

--- a/klagomål/A 1520-2022 FSC-klagomål.docx
+++ b/klagomål/A 1520-2022 FSC-klagomål.docx
@@ -216,7 +216,7 @@
         <w:spacing w:after="240"/>
       </w:pPr>
       <w:r>
-        <w:t>Figur 1. Fyndplatser för naturvårdsarter inom 9 meter från avverkningsanmälan. Markörer utan svart kant är placerade på fyndplatsen. Markörer med svart kant är placerade vid sidan av fyndplatsen har ett svart streck som visar fyndplatsens exakta position. Kartans mittpunktskoordinat är N 6928134, E 455379 i SWEREF 99 TM.</w:t>
+        <w:t>Figur 1. Fyndplatser för naturvårdsarter inom 9 meter från avverkningsanmälan. Markörer utan svart kant är placerade på fyndplatsen. Markörer med svart kant är placerade vid sidan av fyndplatsen och har ett svart streck som visar fyndplatsens exakta position. Kartans mittpunktskoordinat är N 6928134, E 455379 i SWEREF 99 TM.</w:t>
       </w:r>
     </w:p>
     <w:p>
@@ -652,7 +652,7 @@
     <w:r>
       <w:tab/>
       <w:tab/>
-      <w:t>2026-08-14</w:t>
+      <w:t>2026-08-15</w:t>
       <w:br/>
       <w:br/>
     </w:r>

--- a/klagomål/A 1520-2022 FSC-klagomål.docx
+++ b/klagomål/A 1520-2022 FSC-klagomål.docx
@@ -652,7 +652,7 @@
     <w:r>
       <w:tab/>
       <w:tab/>
-      <w:t>2026-08-15</w:t>
+      <w:t>2026-08-16</w:t>
       <w:br/>
       <w:br/>
     </w:r>

--- a/klagomål/A 1520-2022 FSC-klagomål.docx
+++ b/klagomål/A 1520-2022 FSC-klagomål.docx
@@ -652,7 +652,7 @@
     <w:r>
       <w:tab/>
       <w:tab/>
-      <w:t>2026-08-16</w:t>
+      <w:t>2026-08-17</w:t>
       <w:br/>
       <w:br/>
     </w:r>

--- a/klagomål/A 1520-2022 FSC-klagomål.docx
+++ b/klagomål/A 1520-2022 FSC-klagomål.docx
@@ -652,7 +652,7 @@
     <w:r>
       <w:tab/>
       <w:tab/>
-      <w:t>2026-08-17</w:t>
+      <w:t>2026-08-18</w:t>
       <w:br/>
       <w:br/>
     </w:r>

--- a/klagomål/A 1520-2022 FSC-klagomål.docx
+++ b/klagomål/A 1520-2022 FSC-klagomål.docx
@@ -652,7 +652,7 @@
     <w:r>
       <w:tab/>
       <w:tab/>
-      <w:t>2026-08-18</w:t>
+      <w:t>2026-08-19</w:t>
       <w:br/>
       <w:br/>
     </w:r>

--- a/klagomål/A 1520-2022 FSC-klagomål.docx
+++ b/klagomål/A 1520-2022 FSC-klagomål.docx
@@ -652,7 +652,7 @@
     <w:r>
       <w:tab/>
       <w:tab/>
-      <w:t>2026-08-19</w:t>
+      <w:t>2026-08-20</w:t>
       <w:br/>
       <w:br/>
     </w:r>

--- a/klagomål/A 1520-2022 FSC-klagomål.docx
+++ b/klagomål/A 1520-2022 FSC-klagomål.docx
@@ -652,7 +652,7 @@
     <w:r>
       <w:tab/>
       <w:tab/>
-      <w:t>2026-08-20</w:t>
+      <w:t>2026-08-21</w:t>
       <w:br/>
       <w:br/>
     </w:r>

--- a/klagomål/A 1520-2022 FSC-klagomål.docx
+++ b/klagomål/A 1520-2022 FSC-klagomål.docx
@@ -652,7 +652,7 @@
     <w:r>
       <w:tab/>
       <w:tab/>
-      <w:t>2026-08-21</w:t>
+      <w:t>2026-08-22</w:t>
       <w:br/>
       <w:br/>
     </w:r>

--- a/klagomål/A 1520-2022 FSC-klagomål.docx
+++ b/klagomål/A 1520-2022 FSC-klagomål.docx
@@ -652,7 +652,7 @@
     <w:r>
       <w:tab/>
       <w:tab/>
-      <w:t>2026-08-22</w:t>
+      <w:t>2026-08-23</w:t>
       <w:br/>
       <w:br/>
     </w:r>

--- a/klagomål/A 1520-2022 FSC-klagomål.docx
+++ b/klagomål/A 1520-2022 FSC-klagomål.docx
@@ -652,7 +652,7 @@
     <w:r>
       <w:tab/>
       <w:tab/>
-      <w:t>2026-08-23</w:t>
+      <w:t>2026-08-24</w:t>
       <w:br/>
       <w:br/>
     </w:r>

--- a/klagomål/A 1520-2022 FSC-klagomål.docx
+++ b/klagomål/A 1520-2022 FSC-klagomål.docx
@@ -652,7 +652,7 @@
     <w:r>
       <w:tab/>
       <w:tab/>
-      <w:t>2026-08-24</w:t>
+      <w:t>2026-08-25</w:t>
       <w:br/>
       <w:br/>
     </w:r>

--- a/klagomål/A 1520-2022 FSC-klagomål.docx
+++ b/klagomål/A 1520-2022 FSC-klagomål.docx
@@ -652,7 +652,7 @@
     <w:r>
       <w:tab/>
       <w:tab/>
-      <w:t>2026-08-25</w:t>
+      <w:t>2026-08-26</w:t>
       <w:br/>
       <w:br/>
     </w:r>

--- a/klagomål/A 1520-2022 FSC-klagomål.docx
+++ b/klagomål/A 1520-2022 FSC-klagomål.docx
@@ -652,7 +652,7 @@
     <w:r>
       <w:tab/>
       <w:tab/>
-      <w:t>2026-08-26</w:t>
+      <w:t>2026-08-27</w:t>
       <w:br/>
       <w:br/>
     </w:r>

--- a/klagomål/A 1520-2022 FSC-klagomål.docx
+++ b/klagomål/A 1520-2022 FSC-klagomål.docx
@@ -652,7 +652,7 @@
     <w:r>
       <w:tab/>
       <w:tab/>
-      <w:t>2026-08-27</w:t>
+      <w:t>2026-08-28</w:t>
       <w:br/>
       <w:br/>
     </w:r>

--- a/klagomål/A 1520-2022 FSC-klagomål.docx
+++ b/klagomål/A 1520-2022 FSC-klagomål.docx
@@ -652,7 +652,7 @@
     <w:r>
       <w:tab/>
       <w:tab/>
-      <w:t>2026-08-28</w:t>
+      <w:t>2026-08-29</w:t>
       <w:br/>
       <w:br/>
     </w:r>

--- a/klagomål/A 1520-2022 FSC-klagomål.docx
+++ b/klagomål/A 1520-2022 FSC-klagomål.docx
@@ -652,7 +652,7 @@
     <w:r>
       <w:tab/>
       <w:tab/>
-      <w:t>2026-08-29</w:t>
+      <w:t>2026-08-31</w:t>
       <w:br/>
       <w:br/>
     </w:r>

--- a/klagomål/A 1520-2022 FSC-klagomål.docx
+++ b/klagomål/A 1520-2022 FSC-klagomål.docx
@@ -652,7 +652,7 @@
     <w:r>
       <w:tab/>
       <w:tab/>
-      <w:t>2026-08-31</w:t>
+      <w:t>2026-09-01</w:t>
       <w:br/>
       <w:br/>
     </w:r>

--- a/klagomål/A 1520-2022 FSC-klagomål.docx
+++ b/klagomål/A 1520-2022 FSC-klagomål.docx
@@ -652,7 +652,7 @@
     <w:r>
       <w:tab/>
       <w:tab/>
-      <w:t>2026-09-01</w:t>
+      <w:t>2026-09-02</w:t>
       <w:br/>
       <w:br/>
     </w:r>

--- a/klagomål/A 1520-2022 FSC-klagomål.docx
+++ b/klagomål/A 1520-2022 FSC-klagomål.docx
@@ -652,7 +652,7 @@
     <w:r>
       <w:tab/>
       <w:tab/>
-      <w:t>2026-09-02</w:t>
+      <w:t>2026-09-03</w:t>
       <w:br/>
       <w:br/>
     </w:r>

--- a/klagomål/A 1520-2022 FSC-klagomål.docx
+++ b/klagomål/A 1520-2022 FSC-klagomål.docx
@@ -652,7 +652,7 @@
     <w:r>
       <w:tab/>
       <w:tab/>
-      <w:t>2026-09-03</w:t>
+      <w:t>2026-09-04</w:t>
       <w:br/>
       <w:br/>
     </w:r>

--- a/klagomål/A 1520-2022 FSC-klagomål.docx
+++ b/klagomål/A 1520-2022 FSC-klagomål.docx
@@ -652,7 +652,7 @@
     <w:r>
       <w:tab/>
       <w:tab/>
-      <w:t>2026-09-04</w:t>
+      <w:t>2026-09-05</w:t>
       <w:br/>
       <w:br/>
     </w:r>

--- a/klagomål/A 1520-2022 FSC-klagomål.docx
+++ b/klagomål/A 1520-2022 FSC-klagomål.docx
@@ -652,7 +652,7 @@
     <w:r>
       <w:tab/>
       <w:tab/>
-      <w:t>2026-09-05</w:t>
+      <w:t>2026-09-06</w:t>
       <w:br/>
       <w:br/>
     </w:r>

--- a/klagomål/A 1520-2022 FSC-klagomål.docx
+++ b/klagomål/A 1520-2022 FSC-klagomål.docx
@@ -652,7 +652,7 @@
     <w:r>
       <w:tab/>
       <w:tab/>
-      <w:t>2026-09-06</w:t>
+      <w:t>2026-09-07</w:t>
       <w:br/>
       <w:br/>
     </w:r>

--- a/klagomål/A 1520-2022 FSC-klagomål.docx
+++ b/klagomål/A 1520-2022 FSC-klagomål.docx
@@ -652,7 +652,7 @@
     <w:r>
       <w:tab/>
       <w:tab/>
-      <w:t>2026-09-07</w:t>
+      <w:t>2026-09-08</w:t>
       <w:br/>
       <w:br/>
     </w:r>

--- a/klagomål/A 1520-2022 FSC-klagomål.docx
+++ b/klagomål/A 1520-2022 FSC-klagomål.docx
@@ -652,7 +652,7 @@
     <w:r>
       <w:tab/>
       <w:tab/>
-      <w:t>2026-09-08</w:t>
+      <w:t>2026-09-09</w:t>
       <w:br/>
       <w:br/>
     </w:r>

--- a/klagomål/A 1520-2022 FSC-klagomål.docx
+++ b/klagomål/A 1520-2022 FSC-klagomål.docx
@@ -652,7 +652,7 @@
     <w:r>
       <w:tab/>
       <w:tab/>
-      <w:t>2026-09-09</w:t>
+      <w:t>2026-09-10</w:t>
       <w:br/>
       <w:br/>
     </w:r>

--- a/klagomål/A 1520-2022 FSC-klagomål.docx
+++ b/klagomål/A 1520-2022 FSC-klagomål.docx
@@ -163,7 +163,7 @@
         <w:pStyle w:val="Title"/>
       </w:pPr>
       <w:r>
-        <w:t>Inledande FSC- /PEFC-klagomål – information om höga naturvärden i avverkningsanmälan A 1520-2022 i Bergs kommun</w:t>
+        <w:t>Inledande FSC- /PEFC-klagomål – information om höga naturvärden och fridlysta arter i avverkningsanmälan A 1520-2022 i Bergs kommun</w:t>
       </w:r>
     </w:p>
     <w:p>
@@ -178,7 +178,7 @@
       <w:r>
         <w:drawing>
           <wp:inline xmlns:a="http://schemas.openxmlformats.org/drawingml/2006/main" xmlns:pic="http://schemas.openxmlformats.org/drawingml/2006/picture">
-            <wp:extent cx="5486400" cy="5277826"/>
+            <wp:extent cx="5486400" cy="5108936"/>
             <wp:docPr id="1" name="Picture 1"/>
             <wp:cNvGraphicFramePr>
               <a:graphicFrameLocks noChangeAspect="1"/>
@@ -199,7 +199,7 @@
                   <pic:spPr>
                     <a:xfrm>
                       <a:off x="0" y="0"/>
-                      <a:ext cx="5486400" cy="5277826"/>
+                      <a:ext cx="5486400" cy="5108936"/>
                     </a:xfrm>
                     <a:prstGeom prst="rect"/>
                   </pic:spPr>
@@ -216,12 +216,12 @@
         <w:spacing w:after="240"/>
       </w:pPr>
       <w:r>
-        <w:t>Figur 1. Fyndplatser för naturvårdsarter inom 9 meter från avverkningsanmälan. Markörer utan svart kant är placerade på fyndplatsen. Markörer med svart kant är placerade vid sidan av fyndplatsen och har ett svart streck som visar fyndplatsens exakta position. Kartans mittpunktskoordinat är N 6928134, E 455379 i SWEREF 99 TM.</w:t>
+        <w:t>Figur 1. Fyndplatser för naturvårdsarter inom 17 meter från avverkningsanmälan. Markörer utan svart kant är placerade på fyndplatsen. Markörer med svart kant är placerade vid sidan av fyndplatsen och har ett svart streck som visar fyndplatsens exakta position. Kartans mittpunktskoordinat är N 6928134, E 455379 i SWEREF 99 TM.</w:t>
       </w:r>
     </w:p>
     <w:p>
       <w:r>
-        <w:t>Inom 9 meter från avverkningsanmälan finns fynd av 1 naturvårdsarter, varav 1 är rödlistad: källgräs (VU). Se Figur 1.</w:t>
+        <w:t>Inom 17 meter från avverkningsanmälan finns fynd av 3 naturvårdsarter, varav 2 är rödlistade, 2 är fridlysta och 1 är typisk (T): källgräs (VU), kungsörn (NT, §4) och gråsiska (T, §4). Se Figur 1.</w:t>
       </w:r>
     </w:p>
     <w:p>
@@ -244,7 +244,38 @@
     </w:p>
     <w:p>
       <w:r>
-        <w:t>Nedan följer beskrivningar av de naturvårdsarter och fridlysta arter som har sina livsmiljöer och växtplatser i den avverkningsanmälda skogen. De påträffade naturvårdsarterna är ett tydligt kvitto på att det rör sig om en skog med höga naturvärden.</w:t>
+        <w:t>Nedan följer beskrivningar av de naturvårdsarter och fridlysta arter som har sina livsmiljöer och växtplatser i den avverkningsanmälda skogen. Se även ytterligare artfakta i BILAGA 1. De påträffade naturvårdsarterna är ett tydligt kvitto på att det rör sig om en skog med höga naturvärden.</w:t>
+      </w:r>
+    </w:p>
+    <w:p>
+      <w:r>
+        <w:rPr>
+          <w:b/>
+        </w:rPr>
+        <w:t>Kungsörn (NT, §4)</w:t>
+      </w:r>
+      <w:r>
+        <w:t xml:space="preserve"> är rödlistad som nära hotad och upptagen i bilaga 1 EU:s fågeldirektiv. Boträd får inte avverkas och skyddande skog bör vid avverkning alltid sparas runt örnbon, även runt s.k. alternativbon. Som utgångspunkt vid bedömning av hur mycket skog som skall lämnas runt boträdet bör 200 meters radie gälla. Under häckningsperioden (1 januari till 31 augusti) är kungsörnen störningskänslig och inga skogsbruksåtgärder eller andra störande verksamheter får förekomma närmare än 500 m från boet under den tiden. Arealen på det sparade skogspartiet kan uppgå till åtskilliga tiotals hektar beroende på t.ex. topografi, vindexponering och insyn. Det är även värdefullt om sammanhängande skog kan lämnas i någon riktning. Avverkning av gammelskog i bergsbranter och annan svår terräng måste undvikas (SLU Artdatabanken, 2024; Skogsstyrelsen, 2016).</w:t>
+      </w:r>
+    </w:p>
+    <w:p>
+      <w:r>
+        <w:rPr>
+          <w:b/>
+        </w:rPr>
+        <w:t>Gråsiska (§4)</w:t>
+      </w:r>
+      <w:r>
+        <w:t xml:space="preserve"> häckar i barr- och blandskog samt i fjällbjörkskog, stundom även i fjällregionens videbälte. Gråsiska är typisk art för </w:t>
+      </w:r>
+      <w:r>
+        <w:rPr>
+          <w:i/>
+        </w:rPr>
+        <w:t xml:space="preserve">9040 Fjällbjörkskog </w:t>
+      </w:r>
+      <w:r>
+        <w:t>(SLU Artdatabanken, 2025).</w:t>
       </w:r>
     </w:p>
     <w:p>
@@ -299,6 +330,22 @@
       <w:r>
         <w:t>I den avverkningsanmälda skogen har fridlysta arter sina livsmiljöer och växtplatser. Att skada de fridlysta arternas livsmiljöer, växtplatser eller ekologiska funktion är inte tillåtet enligt artskyddsförordningen.</w:t>
       </w:r>
+      <w:r>
+        <w:rPr>
+          <w:i/>
+        </w:rPr>
+        <w:t xml:space="preserve"> EU:s medlemsländer och skogsbolag är skyldiga att agera i enlighet med EU:s fågeldirektiv där det uttryckligen står att direktivet gäller för fåglar samt för deras ägg, bon och </w:t>
+      </w:r>
+      <w:r>
+        <w:rPr>
+          <w:b/>
+          <w:i/>
+        </w:rPr>
+        <w:t xml:space="preserve">livsmiljöer </w:t>
+      </w:r>
+      <w:r>
+        <w:t>(artikel 1). Vidare att de åtgärder som vidtas inte får leda till en försämring av den nuvarande situationen beträffande bevarandet av de fågelarter som avses i artikel 1 (artikel 13).</w:t>
+      </w:r>
     </w:p>
     <w:p>
       <w:r>
@@ -337,7 +384,7 @@
         <w:rPr>
           <w:i/>
         </w:rPr>
-        <w:t>I det avverkningsanmälda skogsområdet har 1 naturvårdsarter varav 1 rödlistade arter sina livsmiljöer och växtplatser.</w:t>
+        <w:t>I det avverkningsanmälda skogsområdet har 3 naturvårdsarter varav 2 rödlistade arter sina livsmiljöer och växtplatser.</w:t>
       </w:r>
     </w:p>
     <w:p>
@@ -524,6 +571,83 @@
         <w:t>I den avverkningsanmälda skogen har fridlysta arter sina livsmiljöer och växtplatser. Att skada de fridlysta arternas livsmiljöer, växtplatser eller ekologiska funktion är inte tillåtet enligt artskyddsförordningen</w:t>
       </w:r>
     </w:p>
+    <w:p>
+      <w:r>
+        <w:br w:type="page"/>
+      </w:r>
+    </w:p>
+    <w:p>
+      <w:pPr>
+        <w:pStyle w:val="Title"/>
+      </w:pPr>
+      <w:r>
+        <w:t>BILAGA 1 – Fridlysta arter</w:t>
+      </w:r>
+    </w:p>
+    <w:p>
+      <w:pPr>
+        <w:pStyle w:val="Heading1"/>
+      </w:pPr>
+      <w:r>
+        <w:t>Kungsörn – ekologi samt krav på livsmiljön</w:t>
+      </w:r>
+    </w:p>
+    <w:p>
+      <w:r>
+        <w:t>Kungsörn är rödlistad som nära hotad (NT) och fridlyst enligt 4§ Artskyddsförordningen samt upptagen i bilaga 1 EU:s fågeldirektiv. Kungsörnen häckar i skogs- och fjällområden där den bygger stora risbon i grova träd eller på klipphyllor. Risboet är ca 1,5 m i diameter och i extremfall upp till 5 m högt, vanligtvis beläget i en kraftig tall eller i ett klippstup, ofta med utsikt över terrängen. Varje par har ofta flera alternativa boplatser inom sitt revir och dessa kan ligga åtskilliga kilometer från varandra (upp till 6,5 km konstaterat i Norge). Bon i träd placeras oftast på 2/3 höjd, mera sällan i eller nära toppen (SLU Artdatabanken, 2024).</w:t>
+      </w:r>
+    </w:p>
+    <w:p>
+      <w:r>
+        <w:t>I marker med medelgod bytestillgång är avståndet mellan etablerade par under naturliga förhållanden i genomsnitt cirka 10 km. I områden med gott om byten, som t.ex. i Skåne och Gotland men lokalt även i Norrland, kan avstånden vara betydligt kortare. Till exempel på Gotland har samtidiga häckningar skett i bon belägna endast lite drygt tre kilometer från varandra. I fattiga norrlandsskogar är medelavståndet mellan paren drygt 15 km. (SLU Artdatabanken, 2024).</w:t>
+      </w:r>
+    </w:p>
+    <w:p>
+      <w:r>
+        <w:t>Boträd får inte avverkas och skyddande skog bör vid avverkning alltid sparas runt örnbon, även runt s.k. alternativbon. Som utgångspunkt vid bedömning av hur mycket skog som skall lämnas runt boträdet bör 200 meters radie gälla. Under häckningsperioden (1 januari till 31 augusti) är kungsörnen störningskänslig och inga skogsbruksåtgärder eller annan störande berksamhet får förekomma närmare än 500 m från boet under den tiden. Arealen på det sparade skogspartiet kan uppgå till åtskilliga tiotals hektar beroende på t.ex. topografi, vindexponering och insyn. Det är även värdefullt om sammanhängande skog kan lämnas i någon riktning. Avverkning av gammelskog i bergsbranter och annan svår terräng måste undvikas (SLU Artdatabanken, 2024; Skogsstyrelsen, 2016).</w:t>
+      </w:r>
+    </w:p>
+    <w:p>
+      <w:r>
+        <w:t>Kungsörnen har på lång sikt en något osäker framtid på grund av den genomhuggning och kalavverkning av äldre, urskogsartade bestånd som fortfarande sker långt upp mot fjällområdena. Därvid kan brist på lämpliga boträd uppstå, likaså försämrad bytestillgång. Boträden, tallar i minst 95 % av fallen, bör vara kraftiga och i Norrland helst minst 200 år gamla. Medelåldern på 97 friska träd var 311 år vid en studie i Norrland 1975–1980. På Gotland har medelåldern på boträden konstaterats vara 145 år. Den gammelskog som i dagens läge finns kvar i Norrland hittas framför allt i svåravverkade, branta sluttningar i anslutning till berg, på blockrika berg, i eller i anslutning till raviner och sprickdalar eller på myrholmar. Eftersom ungefär halva den svenska kungsörnsstammen är beroende av lämpliga boträd skulle en mer omfattande avverkning i ovan nämnda terrängtyper troligen vara starkt negativ för artens fortbestånd. (SLU Artdatabanken, 2024).</w:t>
+      </w:r>
+    </w:p>
+    <w:p>
+      <w:pPr>
+        <w:pStyle w:val="Heading2"/>
+      </w:pPr>
+      <w:r>
+        <w:t>Referenser – kungsörn</w:t>
+      </w:r>
+    </w:p>
+    <w:p>
+      <w:r>
+        <w:t xml:space="preserve">Skogsstyrelsen, 2016. </w:t>
+      </w:r>
+      <w:r>
+        <w:rPr>
+          <w:i/>
+        </w:rPr>
+        <w:t xml:space="preserve">Vägledning för hänsyn till kungsörn. </w:t>
+      </w:r>
+      <w:r>
+        <w:t>Vägledningar och kunskapsstöd artskydd – Skogsstyrelsen</w:t>
+      </w:r>
+    </w:p>
+    <w:p>
+      <w:r>
+        <w:t xml:space="preserve">SLU Artdatabanken, 2024. </w:t>
+      </w:r>
+      <w:r>
+        <w:rPr>
+          <w:i/>
+        </w:rPr>
+        <w:t xml:space="preserve">Artfaktablad. Naturvård – artfakta. </w:t>
+      </w:r>
+      <w:r>
+        <w:t>SLU Artdatabanken, Uppsala</w:t>
+      </w:r>
+    </w:p>
     <w:sectPr>
       <w:headerReference w:type="even" r:id="rId8"/>
       <w:headerReference w:type="default" r:id="rId9"/>
@@ -652,7 +776,7 @@
     <w:r>
       <w:tab/>
       <w:tab/>
-      <w:t>2026-09-10</w:t>
+      <w:t>2026-09-11</w:t>
       <w:br/>
       <w:br/>
     </w:r>

--- a/klagomål/A 1520-2022 FSC-klagomål.docx
+++ b/klagomål/A 1520-2022 FSC-klagomål.docx
@@ -776,7 +776,7 @@
     <w:r>
       <w:tab/>
       <w:tab/>
-      <w:t>2026-09-11</w:t>
+      <w:t>2026-09-12</w:t>
       <w:br/>
       <w:br/>
     </w:r>

--- a/klagomål/A 1520-2022 FSC-klagomål.docx
+++ b/klagomål/A 1520-2022 FSC-klagomål.docx
@@ -776,7 +776,7 @@
     <w:r>
       <w:tab/>
       <w:tab/>
-      <w:t>2026-09-12</w:t>
+      <w:t>2026-09-13</w:t>
       <w:br/>
       <w:br/>
     </w:r>
